--- a/swh/docx/25.content.docx
+++ b/swh/docx/25.content.docx
@@ -19,7 +19,7 @@
         <w:rPr>
           <w:lang w:val="sw_KE" w:bidi="sw_KE"/>
         </w:rPr>
-        <w:t>Resource: Maelezo ya Masomo - Machapisho ya Vitabu (Tyndale)</w:t>
+        <w:t>Resource: Tyndale Open Study Notes</w:t>
       </w:r>
       <w:r>
         <w:rPr>
@@ -112,7 +112,7 @@
         <w:rPr>
           <w:lang w:val="sw_KE" w:bidi="sw_KE"/>
         </w:rPr>
-        <w:t>Maelezo ya Masomo - Machapisho ya Vitabu (Tyndale)</w:t>
+        <w:t>Tyndale Open Study Notes</w:t>
       </w:r>
     </w:p>
     <w:p>

--- a/swh/docx/25.content.docx
+++ b/swh/docx/25.content.docx
@@ -19,7 +19,7 @@
         <w:rPr>
           <w:lang w:val="sw_KE" w:bidi="sw_KE"/>
         </w:rPr>
-        <w:t>Resource: Tyndale Open Study Notes</w:t>
+        <w:t>Resource: Aquifer Open Study Notes (Book Intros)</w:t>
       </w:r>
       <w:r>
         <w:rPr>
@@ -112,7 +112,7 @@
         <w:rPr>
           <w:lang w:val="sw_KE" w:bidi="sw_KE"/>
         </w:rPr>
-        <w:t>Tyndale Open Study Notes</w:t>
+        <w:t>Aquifer Open Study Notes (Book Intros)</w:t>
       </w:r>
     </w:p>
     <w:p>

--- a/swh/docx/25.content.docx
+++ b/swh/docx/25.content.docx
@@ -291,18 +291,12 @@
           <w:lang w:val="sw_KE" w:bidi="sw_KE"/>
         </w:rPr>
       </w:r>
-      <w:hyperlink r:id="rId13">
-        <w:r>
-          <w:rPr>
-            <w:lang w:val="sw_KE" w:bidi="sw_KE"/>
-          </w:rPr>
-          <w:rPr>
-            <w:color w:val="0000EE"/>
-            <w:u w:val="single"/>
-          </w:rPr>
-          <w:t>Sura ya 1</w:t>
-        </w:r>
-      </w:hyperlink>
+      <w:r>
+        <w:rPr>
+          <w:lang w:val="sw_KE" w:bidi="sw_KE"/>
+        </w:rPr>
+        <w:t>Sura ya 1</w:t>
+      </w:r>
       <w:r>
         <w:rPr>
           <w:lang w:val="sw_KE" w:bidi="sw_KE"/>
@@ -317,18 +311,12 @@
           <w:lang w:val="sw_KE" w:bidi="sw_KE"/>
         </w:rPr>
       </w:r>
-      <w:hyperlink r:id="rId14">
-        <w:r>
-          <w:rPr>
-            <w:lang w:val="sw_KE" w:bidi="sw_KE"/>
-          </w:rPr>
-          <w:rPr>
-            <w:color w:val="0000EE"/>
-            <w:u w:val="single"/>
-          </w:rPr>
-          <w:t>Sura ya 2</w:t>
-        </w:r>
-      </w:hyperlink>
+      <w:r>
+        <w:rPr>
+          <w:lang w:val="sw_KE" w:bidi="sw_KE"/>
+        </w:rPr>
+        <w:t>Sura ya 2</w:t>
+      </w:r>
       <w:r>
         <w:rPr>
           <w:lang w:val="sw_KE" w:bidi="sw_KE"/>
@@ -343,18 +331,12 @@
           <w:lang w:val="sw_KE" w:bidi="sw_KE"/>
         </w:rPr>
       </w:r>
-      <w:hyperlink r:id="rId15">
-        <w:r>
-          <w:rPr>
-            <w:lang w:val="sw_KE" w:bidi="sw_KE"/>
-          </w:rPr>
-          <w:rPr>
-            <w:color w:val="0000EE"/>
-            <w:u w:val="single"/>
-          </w:rPr>
-          <w:t>Sura ya 3</w:t>
-        </w:r>
-      </w:hyperlink>
+      <w:r>
+        <w:rPr>
+          <w:lang w:val="sw_KE" w:bidi="sw_KE"/>
+        </w:rPr>
+        <w:t>Sura ya 3</w:t>
+      </w:r>
       <w:r>
         <w:rPr>
           <w:lang w:val="sw_KE" w:bidi="sw_KE"/>
@@ -369,18 +351,12 @@
           <w:lang w:val="sw_KE" w:bidi="sw_KE"/>
         </w:rPr>
       </w:r>
-      <w:hyperlink r:id="rId16">
-        <w:r>
-          <w:rPr>
-            <w:lang w:val="sw_KE" w:bidi="sw_KE"/>
-          </w:rPr>
-          <w:rPr>
-            <w:color w:val="0000EE"/>
-            <w:u w:val="single"/>
-          </w:rPr>
-          <w:t>Sura ya 4</w:t>
-        </w:r>
-      </w:hyperlink>
+      <w:r>
+        <w:rPr>
+          <w:lang w:val="sw_KE" w:bidi="sw_KE"/>
+        </w:rPr>
+        <w:t>Sura ya 4</w:t>
+      </w:r>
       <w:r>
         <w:rPr>
           <w:lang w:val="sw_KE" w:bidi="sw_KE"/>
@@ -395,18 +371,12 @@
           <w:lang w:val="sw_KE" w:bidi="sw_KE"/>
         </w:rPr>
       </w:r>
-      <w:hyperlink r:id="rId17">
-        <w:r>
-          <w:rPr>
-            <w:lang w:val="sw_KE" w:bidi="sw_KE"/>
-          </w:rPr>
-          <w:rPr>
-            <w:color w:val="0000EE"/>
-            <w:u w:val="single"/>
-          </w:rPr>
-          <w:t>Sura ya 5</w:t>
-        </w:r>
-      </w:hyperlink>
+      <w:r>
+        <w:rPr>
+          <w:lang w:val="sw_KE" w:bidi="sw_KE"/>
+        </w:rPr>
+        <w:t>Sura ya 5</w:t>
+      </w:r>
       <w:r>
         <w:rPr>
           <w:lang w:val="sw_KE" w:bidi="sw_KE"/>
@@ -427,18 +397,12 @@
         </w:rPr>
         <w:t xml:space="preserve">Mistari minne ya kwanza ya mashairi haya ni akrostiki inayotokana na herufi ishirini na mbili za alfabeti ya Kiebrania, ambapo kila ubeti unaofuata huanza na herufi inayofuata (kipengele ambacho hupotea katika tafsiri). </w:t>
       </w:r>
-      <w:hyperlink r:id="rId17">
-        <w:r>
-          <w:rPr>
-            <w:lang w:val="sw_KE" w:bidi="sw_KE"/>
-          </w:rPr>
-          <w:rPr>
-            <w:color w:val="0000EE"/>
-            <w:u w:val="single"/>
-          </w:rPr>
-          <w:t>Sura ya 5</w:t>
-        </w:r>
-      </w:hyperlink>
+      <w:r>
+        <w:rPr>
+          <w:lang w:val="sw_KE" w:bidi="sw_KE"/>
+        </w:rPr>
+        <w:t>Sura ya 5</w:t>
+      </w:r>
       <w:r>
         <w:rPr>
           <w:lang w:val="sw_KE" w:bidi="sw_KE"/>
@@ -470,18 +434,12 @@
         </w:rPr>
         <w:t>Kitabu cha Maombolezo hakimtambulishi mwandishi wake. Mashairi yamewekwa katika muktadha wa kabla na baada ya kuanguka kwa Yerusalemu mnamo mwaka 586 Kabla ya Kristo (KK). Yeremia alikuwa Yerusalemu wakati wa maafa haya, na kwa muda mrefu ametambulika kama mwandishi. Inawezekana iliandikwa kwa msaada wa Baruku, msaidizi na mwandishi wa Yeremia. Kitabu cha Pili cha Mambo ya Nyakati kinaonyesha kwamba Yeremia pia aliandika maombolezo wakati wa kifo cha Mfalme Yosia (</w:t>
       </w:r>
-      <w:hyperlink r:id="rId18">
-        <w:r>
-          <w:rPr>
-            <w:lang w:val="sw_KE" w:bidi="sw_KE"/>
-          </w:rPr>
-          <w:rPr>
-            <w:color w:val="0000EE"/>
-            <w:u w:val="single"/>
-          </w:rPr>
-          <w:t>2 Nya 35:25</w:t>
-        </w:r>
-      </w:hyperlink>
+      <w:r>
+        <w:rPr>
+          <w:lang w:val="sw_KE" w:bidi="sw_KE"/>
+        </w:rPr>
+        <w:t>2 Nya 35:25</w:t>
+      </w:r>
       <w:r>
         <w:rPr>
           <w:lang w:val="sw_KE" w:bidi="sw_KE"/>
@@ -502,882 +460,588 @@
         </w:rPr>
         <w:t>Kuna mfanano kadhaa kati ya vitabu vya Yeremia na Maombolezo. Linganisha jinsi mada zifuatazo zinavyoshughulikiwa: wajane wenye shida (</w:t>
       </w:r>
-      <w:hyperlink r:id="rId19">
-        <w:r>
-          <w:rPr>
-            <w:lang w:val="sw_KE" w:bidi="sw_KE"/>
-          </w:rPr>
-          <w:rPr>
-            <w:color w:val="0000EE"/>
-            <w:u w:val="single"/>
-          </w:rPr>
-          <w:t>1:1</w:t>
-        </w:r>
-      </w:hyperlink>
+      <w:r>
+        <w:rPr>
+          <w:lang w:val="sw_KE" w:bidi="sw_KE"/>
+        </w:rPr>
+        <w:t>1:1</w:t>
+      </w:r>
       <w:r>
         <w:rPr>
           <w:lang w:val="sw_KE" w:bidi="sw_KE"/>
         </w:rPr>
         <w:t xml:space="preserve">; </w:t>
       </w:r>
-      <w:hyperlink r:id="rId20">
-        <w:r>
-          <w:rPr>
-            <w:lang w:val="sw_KE" w:bidi="sw_KE"/>
-          </w:rPr>
-          <w:rPr>
-            <w:color w:val="0000EE"/>
-            <w:u w:val="single"/>
-          </w:rPr>
-          <w:t>5:3</w:t>
-        </w:r>
-      </w:hyperlink>
+      <w:r>
+        <w:rPr>
+          <w:lang w:val="sw_KE" w:bidi="sw_KE"/>
+        </w:rPr>
+        <w:t>5:3</w:t>
+      </w:r>
       <w:r>
         <w:rPr>
           <w:lang w:val="sw_KE" w:bidi="sw_KE"/>
         </w:rPr>
         <w:t xml:space="preserve">; ling. </w:t>
       </w:r>
-      <w:hyperlink r:id="rId21">
-        <w:r>
-          <w:rPr>
-            <w:lang w:val="sw_KE" w:bidi="sw_KE"/>
-          </w:rPr>
-          <w:rPr>
-            <w:color w:val="0000EE"/>
-            <w:u w:val="single"/>
-          </w:rPr>
-          <w:t>Yer 15:8</w:t>
-        </w:r>
-      </w:hyperlink>
+      <w:r>
+        <w:rPr>
+          <w:lang w:val="sw_KE" w:bidi="sw_KE"/>
+        </w:rPr>
+        <w:t>Yer 15:8</w:t>
+      </w:r>
       <w:r>
         <w:rPr>
           <w:lang w:val="sw_KE" w:bidi="sw_KE"/>
         </w:rPr>
         <w:t xml:space="preserve">; </w:t>
       </w:r>
-      <w:hyperlink r:id="rId22">
-        <w:r>
-          <w:rPr>
-            <w:lang w:val="sw_KE" w:bidi="sw_KE"/>
-          </w:rPr>
-          <w:rPr>
-            <w:color w:val="0000EE"/>
-            <w:u w:val="single"/>
-          </w:rPr>
-          <w:t>18:21</w:t>
-        </w:r>
-      </w:hyperlink>
+      <w:r>
+        <w:rPr>
+          <w:lang w:val="sw_KE" w:bidi="sw_KE"/>
+        </w:rPr>
+        <w:t>18:21</w:t>
+      </w:r>
       <w:r>
         <w:rPr>
           <w:lang w:val="sw_KE" w:bidi="sw_KE"/>
         </w:rPr>
         <w:t>); watu wanaolia (</w:t>
       </w:r>
-      <w:hyperlink r:id="rId23">
-        <w:r>
-          <w:rPr>
-            <w:lang w:val="sw_KE" w:bidi="sw_KE"/>
-          </w:rPr>
-          <w:rPr>
-            <w:color w:val="0000EE"/>
-            <w:u w:val="single"/>
-          </w:rPr>
-          <w:t>1:2</w:t>
-        </w:r>
-      </w:hyperlink>
+      <w:r>
+        <w:rPr>
+          <w:lang w:val="sw_KE" w:bidi="sw_KE"/>
+        </w:rPr>
+        <w:t>1:2</w:t>
+      </w:r>
       <w:r>
         <w:rPr>
           <w:lang w:val="sw_KE" w:bidi="sw_KE"/>
         </w:rPr>
         <w:t xml:space="preserve">, </w:t>
       </w:r>
-      <w:hyperlink r:id="rId24">
-        <w:r>
-          <w:rPr>
-            <w:lang w:val="sw_KE" w:bidi="sw_KE"/>
-          </w:rPr>
-          <w:rPr>
-            <w:color w:val="0000EE"/>
-            <w:u w:val="single"/>
-          </w:rPr>
-          <w:t>16</w:t>
-        </w:r>
-      </w:hyperlink>
+      <w:r>
+        <w:rPr>
+          <w:lang w:val="sw_KE" w:bidi="sw_KE"/>
+        </w:rPr>
+        <w:t>16</w:t>
+      </w:r>
       <w:r>
         <w:rPr>
           <w:lang w:val="sw_KE" w:bidi="sw_KE"/>
         </w:rPr>
         <w:t xml:space="preserve">; </w:t>
       </w:r>
-      <w:hyperlink r:id="rId25">
-        <w:r>
-          <w:rPr>
-            <w:lang w:val="sw_KE" w:bidi="sw_KE"/>
-          </w:rPr>
-          <w:rPr>
-            <w:color w:val="0000EE"/>
-            <w:u w:val="single"/>
-          </w:rPr>
-          <w:t>2:18</w:t>
-        </w:r>
-      </w:hyperlink>
+      <w:r>
+        <w:rPr>
+          <w:lang w:val="sw_KE" w:bidi="sw_KE"/>
+        </w:rPr>
+        <w:t>2:18</w:t>
+      </w:r>
       <w:r>
         <w:rPr>
           <w:lang w:val="sw_KE" w:bidi="sw_KE"/>
         </w:rPr>
         <w:t xml:space="preserve">; </w:t>
       </w:r>
-      <w:hyperlink r:id="rId26">
-        <w:r>
-          <w:rPr>
-            <w:lang w:val="sw_KE" w:bidi="sw_KE"/>
-          </w:rPr>
-          <w:rPr>
-            <w:color w:val="0000EE"/>
-            <w:u w:val="single"/>
-          </w:rPr>
-          <w:t>3:48–49</w:t>
-        </w:r>
-      </w:hyperlink>
+      <w:r>
+        <w:rPr>
+          <w:lang w:val="sw_KE" w:bidi="sw_KE"/>
+        </w:rPr>
+        <w:t>3:48–49</w:t>
+      </w:r>
       <w:r>
         <w:rPr>
           <w:lang w:val="sw_KE" w:bidi="sw_KE"/>
         </w:rPr>
         <w:t xml:space="preserve">; ling. </w:t>
       </w:r>
-      <w:hyperlink r:id="rId27">
-        <w:r>
-          <w:rPr>
-            <w:lang w:val="sw_KE" w:bidi="sw_KE"/>
-          </w:rPr>
-          <w:rPr>
-            <w:color w:val="0000EE"/>
-            <w:u w:val="single"/>
-          </w:rPr>
-          <w:t>Yer 4:8</w:t>
-        </w:r>
-      </w:hyperlink>
+      <w:r>
+        <w:rPr>
+          <w:lang w:val="sw_KE" w:bidi="sw_KE"/>
+        </w:rPr>
+        <w:t>Yer 4:8</w:t>
+      </w:r>
       <w:r>
         <w:rPr>
           <w:lang w:val="sw_KE" w:bidi="sw_KE"/>
         </w:rPr>
         <w:t xml:space="preserve">; </w:t>
       </w:r>
-      <w:hyperlink r:id="rId28">
-        <w:r>
-          <w:rPr>
-            <w:lang w:val="sw_KE" w:bidi="sw_KE"/>
-          </w:rPr>
-          <w:rPr>
-            <w:color w:val="0000EE"/>
-            <w:u w:val="single"/>
-          </w:rPr>
-          <w:t>6:26</w:t>
-        </w:r>
-      </w:hyperlink>
+      <w:r>
+        <w:rPr>
+          <w:lang w:val="sw_KE" w:bidi="sw_KE"/>
+        </w:rPr>
+        <w:t>6:26</w:t>
+      </w:r>
       <w:r>
         <w:rPr>
           <w:lang w:val="sw_KE" w:bidi="sw_KE"/>
         </w:rPr>
         <w:t xml:space="preserve">; </w:t>
       </w:r>
-      <w:hyperlink r:id="rId29">
-        <w:r>
-          <w:rPr>
-            <w:lang w:val="sw_KE" w:bidi="sw_KE"/>
-          </w:rPr>
-          <w:rPr>
-            <w:color w:val="0000EE"/>
-            <w:u w:val="single"/>
-          </w:rPr>
-          <w:t>9:1</w:t>
-        </w:r>
-      </w:hyperlink>
+      <w:r>
+        <w:rPr>
+          <w:lang w:val="sw_KE" w:bidi="sw_KE"/>
+        </w:rPr>
+        <w:t>9:1</w:t>
+      </w:r>
       <w:r>
         <w:rPr>
           <w:lang w:val="sw_KE" w:bidi="sw_KE"/>
         </w:rPr>
         <w:t xml:space="preserve">; </w:t>
       </w:r>
-      <w:hyperlink r:id="rId30">
-        <w:r>
-          <w:rPr>
-            <w:lang w:val="sw_KE" w:bidi="sw_KE"/>
-          </w:rPr>
-          <w:rPr>
-            <w:color w:val="0000EE"/>
-            <w:u w:val="single"/>
-          </w:rPr>
-          <w:t>13:17</w:t>
-        </w:r>
-      </w:hyperlink>
+      <w:r>
+        <w:rPr>
+          <w:lang w:val="sw_KE" w:bidi="sw_KE"/>
+        </w:rPr>
+        <w:t>13:17</w:t>
+      </w:r>
       <w:r>
         <w:rPr>
           <w:lang w:val="sw_KE" w:bidi="sw_KE"/>
         </w:rPr>
         <w:t xml:space="preserve">; </w:t>
       </w:r>
-      <w:hyperlink r:id="rId31">
-        <w:r>
-          <w:rPr>
-            <w:lang w:val="sw_KE" w:bidi="sw_KE"/>
-          </w:rPr>
-          <w:rPr>
-            <w:color w:val="0000EE"/>
-            <w:u w:val="single"/>
-          </w:rPr>
-          <w:t>14:17</w:t>
-        </w:r>
-      </w:hyperlink>
+      <w:r>
+        <w:rPr>
+          <w:lang w:val="sw_KE" w:bidi="sw_KE"/>
+        </w:rPr>
+        <w:t>14:17</w:t>
+      </w:r>
       <w:r>
         <w:rPr>
           <w:lang w:val="sw_KE" w:bidi="sw_KE"/>
         </w:rPr>
         <w:t xml:space="preserve">; </w:t>
       </w:r>
-      <w:hyperlink r:id="rId32">
-        <w:r>
-          <w:rPr>
-            <w:lang w:val="sw_KE" w:bidi="sw_KE"/>
-          </w:rPr>
-          <w:rPr>
-            <w:color w:val="0000EE"/>
-            <w:u w:val="single"/>
-          </w:rPr>
-          <w:t>25:34</w:t>
-        </w:r>
-      </w:hyperlink>
+      <w:r>
+        <w:rPr>
+          <w:lang w:val="sw_KE" w:bidi="sw_KE"/>
+        </w:rPr>
+        <w:t>25:34</w:t>
+      </w:r>
       <w:r>
         <w:rPr>
           <w:lang w:val="sw_KE" w:bidi="sw_KE"/>
         </w:rPr>
         <w:t>); dhambi (</w:t>
       </w:r>
-      <w:hyperlink r:id="rId33">
-        <w:r>
-          <w:rPr>
-            <w:lang w:val="sw_KE" w:bidi="sw_KE"/>
-          </w:rPr>
-          <w:rPr>
-            <w:color w:val="0000EE"/>
-            <w:u w:val="single"/>
-          </w:rPr>
-          <w:t>1:5</w:t>
-        </w:r>
-      </w:hyperlink>
+      <w:r>
+        <w:rPr>
+          <w:lang w:val="sw_KE" w:bidi="sw_KE"/>
+        </w:rPr>
+        <w:t>1:5</w:t>
+      </w:r>
       <w:r>
         <w:rPr>
           <w:lang w:val="sw_KE" w:bidi="sw_KE"/>
         </w:rPr>
         <w:t xml:space="preserve">, </w:t>
       </w:r>
-      <w:hyperlink r:id="rId34">
-        <w:r>
-          <w:rPr>
-            <w:lang w:val="sw_KE" w:bidi="sw_KE"/>
-          </w:rPr>
-          <w:rPr>
-            <w:color w:val="0000EE"/>
-            <w:u w:val="single"/>
-          </w:rPr>
-          <w:t>10</w:t>
-        </w:r>
-      </w:hyperlink>
+      <w:r>
+        <w:rPr>
+          <w:lang w:val="sw_KE" w:bidi="sw_KE"/>
+        </w:rPr>
+        <w:t>10</w:t>
+      </w:r>
       <w:r>
         <w:rPr>
           <w:lang w:val="sw_KE" w:bidi="sw_KE"/>
         </w:rPr>
         <w:t xml:space="preserve">, </w:t>
       </w:r>
-      <w:hyperlink r:id="rId35">
-        <w:r>
-          <w:rPr>
-            <w:lang w:val="sw_KE" w:bidi="sw_KE"/>
-          </w:rPr>
-          <w:rPr>
-            <w:color w:val="0000EE"/>
-            <w:u w:val="single"/>
-          </w:rPr>
-          <w:t>18</w:t>
-        </w:r>
-      </w:hyperlink>
+      <w:r>
+        <w:rPr>
+          <w:lang w:val="sw_KE" w:bidi="sw_KE"/>
+        </w:rPr>
+        <w:t>18</w:t>
+      </w:r>
       <w:r>
         <w:rPr>
           <w:lang w:val="sw_KE" w:bidi="sw_KE"/>
         </w:rPr>
         <w:t xml:space="preserve">, </w:t>
       </w:r>
-      <w:hyperlink r:id="rId36">
-        <w:r>
-          <w:rPr>
-            <w:lang w:val="sw_KE" w:bidi="sw_KE"/>
-          </w:rPr>
-          <w:rPr>
-            <w:color w:val="0000EE"/>
-            <w:u w:val="single"/>
-          </w:rPr>
-          <w:t>22</w:t>
-        </w:r>
-      </w:hyperlink>
+      <w:r>
+        <w:rPr>
+          <w:lang w:val="sw_KE" w:bidi="sw_KE"/>
+        </w:rPr>
+        <w:t>22</w:t>
+      </w:r>
       <w:r>
         <w:rPr>
           <w:lang w:val="sw_KE" w:bidi="sw_KE"/>
         </w:rPr>
         <w:t xml:space="preserve">; </w:t>
       </w:r>
-      <w:hyperlink r:id="rId37">
-        <w:r>
-          <w:rPr>
-            <w:lang w:val="sw_KE" w:bidi="sw_KE"/>
-          </w:rPr>
-          <w:rPr>
-            <w:color w:val="0000EE"/>
-            <w:u w:val="single"/>
-          </w:rPr>
-          <w:t>3:42</w:t>
-        </w:r>
-      </w:hyperlink>
+      <w:r>
+        <w:rPr>
+          <w:lang w:val="sw_KE" w:bidi="sw_KE"/>
+        </w:rPr>
+        <w:t>3:42</w:t>
+      </w:r>
       <w:r>
         <w:rPr>
           <w:lang w:val="sw_KE" w:bidi="sw_KE"/>
         </w:rPr>
         <w:t xml:space="preserve">; </w:t>
       </w:r>
-      <w:hyperlink r:id="rId38">
-        <w:r>
-          <w:rPr>
-            <w:lang w:val="sw_KE" w:bidi="sw_KE"/>
-          </w:rPr>
-          <w:rPr>
-            <w:color w:val="0000EE"/>
-            <w:u w:val="single"/>
-          </w:rPr>
-          <w:t>4:13–14</w:t>
-        </w:r>
-      </w:hyperlink>
+      <w:r>
+        <w:rPr>
+          <w:lang w:val="sw_KE" w:bidi="sw_KE"/>
+        </w:rPr>
+        <w:t>4:13–14</w:t>
+      </w:r>
       <w:r>
         <w:rPr>
           <w:lang w:val="sw_KE" w:bidi="sw_KE"/>
         </w:rPr>
         <w:t xml:space="preserve">; </w:t>
       </w:r>
-      <w:hyperlink r:id="rId39">
-        <w:r>
-          <w:rPr>
-            <w:lang w:val="sw_KE" w:bidi="sw_KE"/>
-          </w:rPr>
-          <w:rPr>
-            <w:color w:val="0000EE"/>
-            <w:u w:val="single"/>
-          </w:rPr>
-          <w:t>5:7</w:t>
-        </w:r>
-      </w:hyperlink>
+      <w:r>
+        <w:rPr>
+          <w:lang w:val="sw_KE" w:bidi="sw_KE"/>
+        </w:rPr>
+        <w:t>5:7</w:t>
+      </w:r>
       <w:r>
         <w:rPr>
           <w:lang w:val="sw_KE" w:bidi="sw_KE"/>
         </w:rPr>
         <w:t xml:space="preserve">; ling. </w:t>
       </w:r>
-      <w:hyperlink r:id="rId40">
-        <w:r>
-          <w:rPr>
-            <w:lang w:val="sw_KE" w:bidi="sw_KE"/>
-          </w:rPr>
-          <w:rPr>
-            <w:color w:val="0000EE"/>
-            <w:u w:val="single"/>
-          </w:rPr>
-          <w:t>Yer 2:34</w:t>
-        </w:r>
-      </w:hyperlink>
+      <w:r>
+        <w:rPr>
+          <w:lang w:val="sw_KE" w:bidi="sw_KE"/>
+        </w:rPr>
+        <w:t>Yer 2:34</w:t>
+      </w:r>
       <w:r>
         <w:rPr>
           <w:lang w:val="sw_KE" w:bidi="sw_KE"/>
         </w:rPr>
         <w:t xml:space="preserve">; </w:t>
       </w:r>
-      <w:hyperlink r:id="rId41">
-        <w:r>
-          <w:rPr>
-            <w:lang w:val="sw_KE" w:bidi="sw_KE"/>
-          </w:rPr>
-          <w:rPr>
-            <w:color w:val="0000EE"/>
-            <w:u w:val="single"/>
-          </w:rPr>
-          <w:t>4:17</w:t>
-        </w:r>
-      </w:hyperlink>
+      <w:r>
+        <w:rPr>
+          <w:lang w:val="sw_KE" w:bidi="sw_KE"/>
+        </w:rPr>
+        <w:t>4:17</w:t>
+      </w:r>
       <w:r>
         <w:rPr>
           <w:lang w:val="sw_KE" w:bidi="sw_KE"/>
         </w:rPr>
         <w:t xml:space="preserve">; </w:t>
       </w:r>
-      <w:hyperlink r:id="rId42">
-        <w:r>
-          <w:rPr>
-            <w:lang w:val="sw_KE" w:bidi="sw_KE"/>
-          </w:rPr>
-          <w:rPr>
-            <w:color w:val="0000EE"/>
-            <w:u w:val="single"/>
-          </w:rPr>
-          <w:t>14:20</w:t>
-        </w:r>
-      </w:hyperlink>
+      <w:r>
+        <w:rPr>
+          <w:lang w:val="sw_KE" w:bidi="sw_KE"/>
+        </w:rPr>
+        <w:t>14:20</w:t>
+      </w:r>
       <w:r>
         <w:rPr>
           <w:lang w:val="sw_KE" w:bidi="sw_KE"/>
         </w:rPr>
         <w:t xml:space="preserve">; </w:t>
       </w:r>
-      <w:hyperlink r:id="rId43">
-        <w:r>
-          <w:rPr>
-            <w:lang w:val="sw_KE" w:bidi="sw_KE"/>
-          </w:rPr>
-          <w:rPr>
-            <w:color w:val="0000EE"/>
-            <w:u w:val="single"/>
-          </w:rPr>
-          <w:t>30:14–16</w:t>
-        </w:r>
-      </w:hyperlink>
+      <w:r>
+        <w:rPr>
+          <w:lang w:val="sw_KE" w:bidi="sw_KE"/>
+        </w:rPr>
+        <w:t>30:14–16</w:t>
+      </w:r>
       <w:r>
         <w:rPr>
           <w:lang w:val="sw_KE" w:bidi="sw_KE"/>
         </w:rPr>
         <w:t xml:space="preserve">; </w:t>
       </w:r>
-      <w:hyperlink r:id="rId44">
-        <w:r>
-          <w:rPr>
-            <w:lang w:val="sw_KE" w:bidi="sw_KE"/>
-          </w:rPr>
-          <w:rPr>
-            <w:color w:val="0000EE"/>
-            <w:u w:val="single"/>
-          </w:rPr>
-          <w:t>31:29</w:t>
-        </w:r>
-      </w:hyperlink>
+      <w:r>
+        <w:rPr>
+          <w:lang w:val="sw_KE" w:bidi="sw_KE"/>
+        </w:rPr>
+        <w:t>31:29</w:t>
+      </w:r>
       <w:r>
         <w:rPr>
           <w:lang w:val="sw_KE" w:bidi="sw_KE"/>
         </w:rPr>
         <w:t xml:space="preserve">; </w:t>
       </w:r>
-      <w:hyperlink r:id="rId45">
-        <w:r>
-          <w:rPr>
-            <w:lang w:val="sw_KE" w:bidi="sw_KE"/>
-          </w:rPr>
-          <w:rPr>
-            <w:color w:val="0000EE"/>
-            <w:u w:val="single"/>
-          </w:rPr>
-          <w:t>51:51</w:t>
-        </w:r>
-      </w:hyperlink>
+      <w:r>
+        <w:rPr>
+          <w:lang w:val="sw_KE" w:bidi="sw_KE"/>
+        </w:rPr>
+        <w:t>51:51</w:t>
+      </w:r>
       <w:r>
         <w:rPr>
           <w:lang w:val="sw_KE" w:bidi="sw_KE"/>
         </w:rPr>
         <w:t>); adhabu (</w:t>
       </w:r>
-      <w:hyperlink r:id="rId46">
-        <w:r>
-          <w:rPr>
-            <w:lang w:val="sw_KE" w:bidi="sw_KE"/>
-          </w:rPr>
-          <w:rPr>
-            <w:color w:val="0000EE"/>
-            <w:u w:val="single"/>
-          </w:rPr>
-          <w:t>2:2–22</w:t>
-        </w:r>
-      </w:hyperlink>
+      <w:r>
+        <w:rPr>
+          <w:lang w:val="sw_KE" w:bidi="sw_KE"/>
+        </w:rPr>
+        <w:t>2:2–22</w:t>
+      </w:r>
       <w:r>
         <w:rPr>
           <w:lang w:val="sw_KE" w:bidi="sw_KE"/>
         </w:rPr>
         <w:t xml:space="preserve">; </w:t>
       </w:r>
-      <w:hyperlink r:id="rId47">
-        <w:r>
-          <w:rPr>
-            <w:lang w:val="sw_KE" w:bidi="sw_KE"/>
-          </w:rPr>
-          <w:rPr>
-            <w:color w:val="0000EE"/>
-            <w:u w:val="single"/>
-          </w:rPr>
-          <w:t>3:39</w:t>
-        </w:r>
-      </w:hyperlink>
+      <w:r>
+        <w:rPr>
+          <w:lang w:val="sw_KE" w:bidi="sw_KE"/>
+        </w:rPr>
+        <w:t>3:39</w:t>
+      </w:r>
       <w:r>
         <w:rPr>
           <w:lang w:val="sw_KE" w:bidi="sw_KE"/>
         </w:rPr>
         <w:t xml:space="preserve">; </w:t>
       </w:r>
-      <w:hyperlink r:id="rId48">
-        <w:r>
-          <w:rPr>
-            <w:lang w:val="sw_KE" w:bidi="sw_KE"/>
-          </w:rPr>
-          <w:rPr>
-            <w:color w:val="0000EE"/>
-            <w:u w:val="single"/>
-          </w:rPr>
-          <w:t>5:14–16</w:t>
-        </w:r>
-      </w:hyperlink>
+      <w:r>
+        <w:rPr>
+          <w:lang w:val="sw_KE" w:bidi="sw_KE"/>
+        </w:rPr>
+        <w:t>5:14–16</w:t>
+      </w:r>
       <w:r>
         <w:rPr>
           <w:lang w:val="sw_KE" w:bidi="sw_KE"/>
         </w:rPr>
         <w:t xml:space="preserve">; ling. </w:t>
       </w:r>
-      <w:hyperlink r:id="rId49">
-        <w:r>
-          <w:rPr>
-            <w:lang w:val="sw_KE" w:bidi="sw_KE"/>
-          </w:rPr>
-          <w:rPr>
-            <w:color w:val="0000EE"/>
-            <w:u w:val="single"/>
-          </w:rPr>
-          <w:t>Yer 6:11</w:t>
-        </w:r>
-      </w:hyperlink>
+      <w:r>
+        <w:rPr>
+          <w:lang w:val="sw_KE" w:bidi="sw_KE"/>
+        </w:rPr>
+        <w:t>Yer 6:11</w:t>
+      </w:r>
       <w:r>
         <w:rPr>
           <w:lang w:val="sw_KE" w:bidi="sw_KE"/>
         </w:rPr>
         <w:t xml:space="preserve">, </w:t>
       </w:r>
-      <w:hyperlink r:id="rId50">
-        <w:r>
-          <w:rPr>
-            <w:lang w:val="sw_KE" w:bidi="sw_KE"/>
-          </w:rPr>
-          <w:rPr>
-            <w:color w:val="0000EE"/>
-            <w:u w:val="single"/>
-          </w:rPr>
-          <w:t>25</w:t>
-        </w:r>
-      </w:hyperlink>
+      <w:r>
+        <w:rPr>
+          <w:lang w:val="sw_KE" w:bidi="sw_KE"/>
+        </w:rPr>
+        <w:t>25</w:t>
+      </w:r>
       <w:r>
         <w:rPr>
           <w:lang w:val="sw_KE" w:bidi="sw_KE"/>
         </w:rPr>
         <w:t xml:space="preserve">; </w:t>
       </w:r>
-      <w:hyperlink r:id="rId51">
-        <w:r>
-          <w:rPr>
-            <w:lang w:val="sw_KE" w:bidi="sw_KE"/>
-          </w:rPr>
-          <w:rPr>
-            <w:color w:val="0000EE"/>
-            <w:u w:val="single"/>
-          </w:rPr>
-          <w:t>7:14</w:t>
-        </w:r>
-      </w:hyperlink>
+      <w:r>
+        <w:rPr>
+          <w:lang w:val="sw_KE" w:bidi="sw_KE"/>
+        </w:rPr>
+        <w:t>7:14</w:t>
+      </w:r>
       <w:r>
         <w:rPr>
           <w:lang w:val="sw_KE" w:bidi="sw_KE"/>
         </w:rPr>
         <w:t xml:space="preserve">; </w:t>
       </w:r>
-      <w:hyperlink r:id="rId52">
-        <w:r>
-          <w:rPr>
-            <w:lang w:val="sw_KE" w:bidi="sw_KE"/>
-          </w:rPr>
-          <w:rPr>
-            <w:color w:val="0000EE"/>
-            <w:u w:val="single"/>
-          </w:rPr>
-          <w:t>16:2–4</w:t>
-        </w:r>
-      </w:hyperlink>
+      <w:r>
+        <w:rPr>
+          <w:lang w:val="sw_KE" w:bidi="sw_KE"/>
+        </w:rPr>
+        <w:t>16:2–4</w:t>
+      </w:r>
       <w:r>
         <w:rPr>
           <w:lang w:val="sw_KE" w:bidi="sw_KE"/>
         </w:rPr>
         <w:t xml:space="preserve">; </w:t>
       </w:r>
-      <w:hyperlink r:id="rId22">
-        <w:r>
-          <w:rPr>
-            <w:lang w:val="sw_KE" w:bidi="sw_KE"/>
-          </w:rPr>
-          <w:rPr>
-            <w:color w:val="0000EE"/>
-            <w:u w:val="single"/>
-          </w:rPr>
-          <w:t>18:21</w:t>
-        </w:r>
-      </w:hyperlink>
+      <w:r>
+        <w:rPr>
+          <w:lang w:val="sw_KE" w:bidi="sw_KE"/>
+        </w:rPr>
+        <w:t>18:21</w:t>
+      </w:r>
       <w:r>
         <w:rPr>
           <w:lang w:val="sw_KE" w:bidi="sw_KE"/>
         </w:rPr>
         <w:t xml:space="preserve">; </w:t>
       </w:r>
-      <w:hyperlink r:id="rId53">
-        <w:r>
-          <w:rPr>
-            <w:lang w:val="sw_KE" w:bidi="sw_KE"/>
-          </w:rPr>
-          <w:rPr>
-            <w:color w:val="0000EE"/>
-            <w:u w:val="single"/>
-          </w:rPr>
-          <w:t>51:30</w:t>
-        </w:r>
-      </w:hyperlink>
+      <w:r>
+        <w:rPr>
+          <w:lang w:val="sw_KE" w:bidi="sw_KE"/>
+        </w:rPr>
+        <w:t>51:30</w:t>
+      </w:r>
       <w:r>
         <w:rPr>
           <w:lang w:val="sw_KE" w:bidi="sw_KE"/>
         </w:rPr>
         <w:t xml:space="preserve">, </w:t>
       </w:r>
-      <w:hyperlink r:id="rId54">
-        <w:r>
-          <w:rPr>
-            <w:lang w:val="sw_KE" w:bidi="sw_KE"/>
-          </w:rPr>
-          <w:rPr>
-            <w:color w:val="0000EE"/>
-            <w:u w:val="single"/>
-          </w:rPr>
-          <w:t>34</w:t>
-        </w:r>
-      </w:hyperlink>
+      <w:r>
+        <w:rPr>
+          <w:lang w:val="sw_KE" w:bidi="sw_KE"/>
+        </w:rPr>
+        <w:t>34</w:t>
+      </w:r>
       <w:r>
         <w:rPr>
           <w:lang w:val="sw_KE" w:bidi="sw_KE"/>
         </w:rPr>
         <w:t xml:space="preserve">; </w:t>
       </w:r>
-      <w:hyperlink r:id="rId55">
-        <w:r>
-          <w:rPr>
-            <w:lang w:val="sw_KE" w:bidi="sw_KE"/>
-          </w:rPr>
-          <w:rPr>
-            <w:color w:val="0000EE"/>
-            <w:u w:val="single"/>
-          </w:rPr>
-          <w:t>52:14</w:t>
-        </w:r>
-      </w:hyperlink>
+      <w:r>
+        <w:rPr>
+          <w:lang w:val="sw_KE" w:bidi="sw_KE"/>
+        </w:rPr>
+        <w:t>52:14</w:t>
+      </w:r>
       <w:r>
         <w:rPr>
           <w:lang w:val="sw_KE" w:bidi="sw_KE"/>
         </w:rPr>
         <w:t>); manabii wa uongo (</w:t>
       </w:r>
-      <w:hyperlink r:id="rId56">
-        <w:r>
-          <w:rPr>
-            <w:lang w:val="sw_KE" w:bidi="sw_KE"/>
-          </w:rPr>
-          <w:rPr>
-            <w:color w:val="0000EE"/>
-            <w:u w:val="single"/>
-          </w:rPr>
-          <w:t>2:14</w:t>
-        </w:r>
-      </w:hyperlink>
+      <w:r>
+        <w:rPr>
+          <w:lang w:val="sw_KE" w:bidi="sw_KE"/>
+        </w:rPr>
+        <w:t>2:14</w:t>
+      </w:r>
       <w:r>
         <w:rPr>
           <w:lang w:val="sw_KE" w:bidi="sw_KE"/>
         </w:rPr>
         <w:t xml:space="preserve">; ling. </w:t>
       </w:r>
-      <w:hyperlink r:id="rId57">
-        <w:r>
-          <w:rPr>
-            <w:lang w:val="sw_KE" w:bidi="sw_KE"/>
-          </w:rPr>
-          <w:rPr>
-            <w:color w:val="0000EE"/>
-            <w:u w:val="single"/>
-          </w:rPr>
-          <w:t>Yer 23:25–29</w:t>
-        </w:r>
-      </w:hyperlink>
+      <w:r>
+        <w:rPr>
+          <w:lang w:val="sw_KE" w:bidi="sw_KE"/>
+        </w:rPr>
+        <w:t>Yer 23:25–29</w:t>
+      </w:r>
       <w:r>
         <w:rPr>
           <w:lang w:val="sw_KE" w:bidi="sw_KE"/>
         </w:rPr>
         <w:t xml:space="preserve">; </w:t>
       </w:r>
-      <w:hyperlink r:id="rId58">
-        <w:r>
-          <w:rPr>
-            <w:lang w:val="sw_KE" w:bidi="sw_KE"/>
-          </w:rPr>
-          <w:rPr>
-            <w:color w:val="0000EE"/>
-            <w:u w:val="single"/>
-          </w:rPr>
-          <w:t>29:8–9</w:t>
-        </w:r>
-      </w:hyperlink>
+      <w:r>
+        <w:rPr>
+          <w:lang w:val="sw_KE" w:bidi="sw_KE"/>
+        </w:rPr>
+        <w:t>29:8–9</w:t>
+      </w:r>
       <w:r>
         <w:rPr>
           <w:lang w:val="sw_KE" w:bidi="sw_KE"/>
         </w:rPr>
         <w:t>); uchungu (</w:t>
       </w:r>
-      <w:hyperlink r:id="rId59">
-        <w:r>
-          <w:rPr>
-            <w:lang w:val="sw_KE" w:bidi="sw_KE"/>
-          </w:rPr>
-          <w:rPr>
-            <w:color w:val="0000EE"/>
-            <w:u w:val="single"/>
-          </w:rPr>
-          <w:t>3:19</w:t>
-        </w:r>
-      </w:hyperlink>
+      <w:r>
+        <w:rPr>
+          <w:lang w:val="sw_KE" w:bidi="sw_KE"/>
+        </w:rPr>
+        <w:t>3:19</w:t>
+      </w:r>
       <w:r>
         <w:rPr>
           <w:lang w:val="sw_KE" w:bidi="sw_KE"/>
         </w:rPr>
         <w:t xml:space="preserve">; ling. </w:t>
       </w:r>
-      <w:hyperlink r:id="rId60">
-        <w:r>
-          <w:rPr>
-            <w:lang w:val="sw_KE" w:bidi="sw_KE"/>
-          </w:rPr>
-          <w:rPr>
-            <w:color w:val="0000EE"/>
-            <w:u w:val="single"/>
-          </w:rPr>
-          <w:t>Yer 9:15</w:t>
-        </w:r>
-      </w:hyperlink>
+      <w:r>
+        <w:rPr>
+          <w:lang w:val="sw_KE" w:bidi="sw_KE"/>
+        </w:rPr>
+        <w:t>Yer 9:15</w:t>
+      </w:r>
       <w:r>
         <w:rPr>
           <w:lang w:val="sw_KE" w:bidi="sw_KE"/>
         </w:rPr>
         <w:t>); mashimo (</w:t>
       </w:r>
-      <w:hyperlink r:id="rId61">
-        <w:r>
-          <w:rPr>
-            <w:lang w:val="sw_KE" w:bidi="sw_KE"/>
-          </w:rPr>
-          <w:rPr>
-            <w:color w:val="0000EE"/>
-            <w:u w:val="single"/>
-          </w:rPr>
-          <w:t>3:53</w:t>
-        </w:r>
-      </w:hyperlink>
+      <w:r>
+        <w:rPr>
+          <w:lang w:val="sw_KE" w:bidi="sw_KE"/>
+        </w:rPr>
+        <w:t>3:53</w:t>
+      </w:r>
       <w:r>
         <w:rPr>
           <w:lang w:val="sw_KE" w:bidi="sw_KE"/>
         </w:rPr>
         <w:t xml:space="preserve">, </w:t>
       </w:r>
-      <w:hyperlink r:id="rId62">
-        <w:r>
-          <w:rPr>
-            <w:lang w:val="sw_KE" w:bidi="sw_KE"/>
-          </w:rPr>
-          <w:rPr>
-            <w:color w:val="0000EE"/>
-            <w:u w:val="single"/>
-          </w:rPr>
-          <w:t>55</w:t>
-        </w:r>
-      </w:hyperlink>
+      <w:r>
+        <w:rPr>
+          <w:lang w:val="sw_KE" w:bidi="sw_KE"/>
+        </w:rPr>
+        <w:t>55</w:t>
+      </w:r>
       <w:r>
         <w:rPr>
           <w:lang w:val="sw_KE" w:bidi="sw_KE"/>
         </w:rPr>
         <w:t xml:space="preserve">; ling. </w:t>
       </w:r>
-      <w:hyperlink r:id="rId63">
-        <w:r>
-          <w:rPr>
-            <w:lang w:val="sw_KE" w:bidi="sw_KE"/>
-          </w:rPr>
-          <w:rPr>
-            <w:color w:val="0000EE"/>
-            <w:u w:val="single"/>
-          </w:rPr>
-          <w:t>Yer 37:16</w:t>
-        </w:r>
-      </w:hyperlink>
+      <w:r>
+        <w:rPr>
+          <w:lang w:val="sw_KE" w:bidi="sw_KE"/>
+        </w:rPr>
+        <w:t>Yer 37:16</w:t>
+      </w:r>
       <w:r>
         <w:rPr>
           <w:lang w:val="sw_KE" w:bidi="sw_KE"/>
         </w:rPr>
         <w:t xml:space="preserve">; </w:t>
       </w:r>
-      <w:hyperlink r:id="rId64">
-        <w:r>
-          <w:rPr>
-            <w:lang w:val="sw_KE" w:bidi="sw_KE"/>
-          </w:rPr>
-          <w:rPr>
-            <w:color w:val="0000EE"/>
-            <w:u w:val="single"/>
-          </w:rPr>
-          <w:t>38:6–13</w:t>
-        </w:r>
-      </w:hyperlink>
+      <w:r>
+        <w:rPr>
+          <w:lang w:val="sw_KE" w:bidi="sw_KE"/>
+        </w:rPr>
+        <w:t>38:6–13</w:t>
+      </w:r>
       <w:r>
         <w:rPr>
           <w:lang w:val="sw_KE" w:bidi="sw_KE"/>
         </w:rPr>
         <w:t>); na vyungu vya udongo (</w:t>
       </w:r>
-      <w:hyperlink r:id="rId65">
-        <w:r>
-          <w:rPr>
-            <w:lang w:val="sw_KE" w:bidi="sw_KE"/>
-          </w:rPr>
-          <w:rPr>
-            <w:color w:val="0000EE"/>
-            <w:u w:val="single"/>
-          </w:rPr>
-          <w:t>4:2</w:t>
-        </w:r>
-      </w:hyperlink>
+      <w:r>
+        <w:rPr>
+          <w:lang w:val="sw_KE" w:bidi="sw_KE"/>
+        </w:rPr>
+        <w:t>4:2</w:t>
+      </w:r>
       <w:r>
         <w:rPr>
           <w:lang w:val="sw_KE" w:bidi="sw_KE"/>
         </w:rPr>
         <w:t xml:space="preserve">; ling. </w:t>
       </w:r>
-      <w:hyperlink r:id="rId66">
-        <w:r>
-          <w:rPr>
-            <w:lang w:val="sw_KE" w:bidi="sw_KE"/>
-          </w:rPr>
-          <w:rPr>
-            <w:color w:val="0000EE"/>
-            <w:u w:val="single"/>
-          </w:rPr>
-          <w:t>Yer 19:11</w:t>
-        </w:r>
-      </w:hyperlink>
+      <w:r>
+        <w:rPr>
+          <w:lang w:val="sw_KE" w:bidi="sw_KE"/>
+        </w:rPr>
+        <w:t>Yer 19:11</w:t>
+      </w:r>
       <w:r>
         <w:rPr>
           <w:lang w:val="sw_KE" w:bidi="sw_KE"/>
@@ -1423,36 +1087,24 @@
         </w:rPr>
         <w:t xml:space="preserve">Mwandishi wa Maombolezo aliona maana katika janga hilo. Watu wa Mungu walijiletea matatizo kupitia ibada zao za uongo na tabia zao zisizo za kimaadili. Mungu alikuwa na hasira kwa sababu ya kukataliwa kwa mamlaka yake na uvunjaji wa agano lao naye. Kwa hiyo, Mungu aliwahukumu, kama alivyokuwa ameahidi kufanya (tazama </w:t>
       </w:r>
-      <w:hyperlink r:id="rId67">
-        <w:r>
-          <w:rPr>
-            <w:lang w:val="sw_KE" w:bidi="sw_KE"/>
-          </w:rPr>
-          <w:rPr>
-            <w:color w:val="0000EE"/>
-            <w:u w:val="single"/>
-          </w:rPr>
-          <w:t>Kumb 28:32–53</w:t>
-        </w:r>
-      </w:hyperlink>
+      <w:r>
+        <w:rPr>
+          <w:lang w:val="sw_KE" w:bidi="sw_KE"/>
+        </w:rPr>
+        <w:t>Kumb 28:32–53</w:t>
+      </w:r>
       <w:r>
         <w:rPr>
           <w:lang w:val="sw_KE" w:bidi="sw_KE"/>
         </w:rPr>
         <w:t xml:space="preserve">). Adhabu ya Mungu ilikuwa ya haki na sawa (tazama </w:t>
       </w:r>
-      <w:hyperlink r:id="rId35">
-        <w:r>
-          <w:rPr>
-            <w:lang w:val="sw_KE" w:bidi="sw_KE"/>
-          </w:rPr>
-          <w:rPr>
-            <w:color w:val="0000EE"/>
-            <w:u w:val="single"/>
-          </w:rPr>
-          <w:t>Maomb 1:18) h</w:t>
-        </w:r>
-      </w:hyperlink>
+      <w:r>
+        <w:rPr>
+          <w:lang w:val="sw_KE" w:bidi="sw_KE"/>
+        </w:rPr>
+        <w:t>Maomb 1:18) h</w:t>
+      </w:r>
       <w:r>
         <w:rPr>
           <w:lang w:val="sw_KE" w:bidi="sw_KE"/>
@@ -1473,18 +1125,12 @@
         </w:rPr>
         <w:t>Lakini vipi kuhusu siku zijazo? Wale wanaomtafuta Mungu kwa dhati wana matumaini. Katikati ya huzuni kuu, wale walio katika maumivu wanaweza kumwomba Mungu na kupata rehema yake, msamaha, na urejesho. Huzuni inatishia kuangamiza roho, lakini matumaini huleta mwanga. Mungu ni wa milele, na yeye ni mtawala wa ulimwengu. Ingawa mashaka na hofu zinaendelea kushambulia roho ya mwanadamu, Mungu anabaki kuwa wa kutegemewa. Hasira ya Mungu, ambayo ni ya haki, ni ya muda mfupi. Hasira yake hukoma wakati ungamo na toba zinaanza, na inakuwa inawezekana kuimba juu ya uaminifu mkubwa wa Mungu (</w:t>
       </w:r>
-      <w:hyperlink r:id="rId68">
-        <w:r>
-          <w:rPr>
-            <w:lang w:val="sw_KE" w:bidi="sw_KE"/>
-          </w:rPr>
-          <w:rPr>
-            <w:color w:val="0000EE"/>
-            <w:u w:val="single"/>
-          </w:rPr>
-          <w:t>Maombolezo 3:21–26</w:t>
-        </w:r>
-      </w:hyperlink>
+      <w:r>
+        <w:rPr>
+          <w:lang w:val="sw_KE" w:bidi="sw_KE"/>
+        </w:rPr>
+        <w:t>Maombolezo 3:21–26</w:t>
+      </w:r>
       <w:r>
         <w:rPr>
           <w:lang w:val="sw_KE" w:bidi="sw_KE"/>
